--- a/pr-preview/pr-268/logistic-inference-handout.docx
+++ b/pr-preview/pr-268/logistic-inference-handout.docx
@@ -15,7 +15,7 @@
         <w:pStyle w:val="Date"/>
       </w:pPr>
       <w:r>
-        <w:t xml:space="preserve">Last modified: 2026-10-16 16:48:14 (PDT)</w:t>
+        <w:t xml:space="preserve">Last modified: 2026-10-16 18:04:33 (PDT)</w:t>
       </w:r>
     </w:p>
     <w:bookmarkStart w:id="13" w:name="introduction"/>
@@ -200,74 +200,9 @@
       <w:r>
         <w:t xml:space="preserve"> </w:t>
       </w:r>
-      <m:oMath>
-        <m:sSub>
-          <m:e>
-            <m:limLow>
-              <m:e>
-                <m:r>
-                  <m:t>x</m:t>
-                </m:r>
-              </m:e>
-              <m:lim>
-                <m:r>
-                  <m:rPr>
-                    <m:sty m:val="p"/>
-                  </m:rPr>
-                  <m:t>∼</m:t>
-                </m:r>
-              </m:lim>
-            </m:limLow>
-          </m:e>
-          <m:sub>
-            <m:r>
-              <m:t>1</m:t>
-            </m:r>
-          </m:sub>
-        </m:sSub>
-        <m:r>
-          <m:rPr>
-            <m:sty m:val="p"/>
-          </m:rPr>
-          <m:t>,</m:t>
-        </m:r>
-        <m:r>
-          <m:rPr>
-            <m:sty m:val="p"/>
-          </m:rPr>
-          <m:t>…</m:t>
-        </m:r>
-        <m:r>
-          <m:rPr>
-            <m:sty m:val="p"/>
-          </m:rPr>
-          <m:t>,</m:t>
-        </m:r>
-        <m:sSub>
-          <m:e>
-            <m:limLow>
-              <m:e>
-                <m:r>
-                  <m:t>x</m:t>
-                </m:r>
-              </m:e>
-              <m:lim>
-                <m:r>
-                  <m:rPr>
-                    <m:sty m:val="p"/>
-                  </m:rPr>
-                  <m:t>∼</m:t>
-                </m:r>
-              </m:lim>
-            </m:limLow>
-          </m:e>
-          <m:sub>
-            <m:r>
-              <m:t>n</m:t>
-            </m:r>
-          </m:sub>
-        </m:sSub>
-      </m:oMath>
+      <w:r>
+        <w:t xml:space="preserve">$\mathord{\smash[b]{\underset{\raise.3ex\hbox{$\scriptstyle\sim$}}{x}}\vphantom{x}}_1, \dots, \mathord{\smash[b]{\underset{\raise.3ex\hbox{$\scriptstyle\sim$}}{x}}\vphantom{x}}_n$</w:t>
+      </w:r>
       <w:r>
         <w:t xml:space="preserve"> </w:t>
       </w:r>
@@ -280,274 +215,14 @@
         <w:pStyle w:val="BodyText"/>
       </w:pPr>
       <w:bookmarkStart w:id="10" w:name="eq-logistic-model"/>
-      <m:oMathPara>
-        <m:oMathParaPr>
-          <m:jc m:val="center"/>
-        </m:oMathParaPr>
-        <m:oMath>
-          <m:r>
-            <m:rPr>
-              <m:sty m:val="p"/>
-            </m:rPr>
-            <m:t>Pr</m:t>
-          </m:r>
-          <m:r>
-            <m:t>​</m:t>
-          </m:r>
-          <m:d>
-            <m:dPr>
-              <m:begChr m:val="("/>
-              <m:sepChr m:val=""/>
-              <m:endChr m:val=")"/>
-              <m:grow/>
-            </m:dPr>
-            <m:e>
-              <m:sSub>
-                <m:e>
-                  <m:r>
-                    <m:t>Y</m:t>
-                  </m:r>
-                </m:e>
-                <m:sub>
-                  <m:r>
-                    <m:t>i</m:t>
-                  </m:r>
-                </m:sub>
-              </m:sSub>
-              <m:r>
-                <m:rPr>
-                  <m:sty m:val="p"/>
-                </m:rPr>
-                <m:t>=</m:t>
-              </m:r>
-              <m:r>
-                <m:t>1</m:t>
-              </m:r>
-              <m:r>
-                <m:rPr>
-                  <m:sty m:val="p"/>
-                </m:rPr>
-                <m:t>∣</m:t>
-              </m:r>
-              <m:sSub>
-                <m:e>
-                  <m:limLow>
-                    <m:e>
-                      <m:r>
-                        <m:t>x</m:t>
-                      </m:r>
-                    </m:e>
-                    <m:lim>
-                      <m:r>
-                        <m:rPr>
-                          <m:sty m:val="p"/>
-                        </m:rPr>
-                        <m:t>∼</m:t>
-                      </m:r>
-                    </m:lim>
-                  </m:limLow>
-                </m:e>
-                <m:sub>
-                  <m:r>
-                    <m:t>i</m:t>
-                  </m:r>
-                </m:sub>
-              </m:sSub>
-            </m:e>
-          </m:d>
-          <m:r>
-            <m:t>​</m:t>
-          </m:r>
-          <m:r>
-            <m:rPr>
-              <m:sty m:val="p"/>
-            </m:rPr>
-            <m:t>=</m:t>
-          </m:r>
-          <m:sSub>
-            <m:e>
-              <m:r>
-                <m:t>π</m:t>
-              </m:r>
-            </m:e>
-            <m:sub>
-              <m:r>
-                <m:t>i</m:t>
-              </m:r>
-            </m:sub>
-          </m:sSub>
-          <m:r>
-            <m:rPr>
-              <m:sty m:val="p"/>
-            </m:rPr>
-            <m:t>=</m:t>
-          </m:r>
-          <m:r>
-            <m:t>σ</m:t>
-          </m:r>
-          <m:r>
-            <m:t>​</m:t>
-          </m:r>
-          <m:d>
-            <m:dPr>
-              <m:begChr m:val="("/>
-              <m:sepChr m:val=""/>
-              <m:endChr m:val=")"/>
-              <m:grow/>
-            </m:dPr>
-            <m:e>
-              <m:limLow>
-                <m:e>
-                  <m:r>
-                    <m:t>β</m:t>
-                  </m:r>
-                </m:e>
-                <m:lim>
-                  <m:r>
-                    <m:rPr>
-                      <m:sty m:val="p"/>
-                    </m:rPr>
-                    <m:t>∼</m:t>
-                  </m:r>
-                </m:lim>
-              </m:limLow>
-              <m:r>
-                <m:rPr>
-                  <m:sty m:val="p"/>
-                </m:rPr>
-                <m:t>⋅</m:t>
-              </m:r>
-              <m:sSub>
-                <m:e>
-                  <m:limLow>
-                    <m:e>
-                      <m:r>
-                        <m:t>x</m:t>
-                      </m:r>
-                    </m:e>
-                    <m:lim>
-                      <m:r>
-                        <m:rPr>
-                          <m:sty m:val="p"/>
-                        </m:rPr>
-                        <m:t>∼</m:t>
-                      </m:r>
-                    </m:lim>
-                  </m:limLow>
-                </m:e>
-                <m:sub>
-                  <m:r>
-                    <m:t>i</m:t>
-                  </m:r>
-                </m:sub>
-              </m:sSub>
-            </m:e>
-          </m:d>
-          <m:r>
-            <m:t>​</m:t>
-          </m:r>
-          <m:r>
-            <m:rPr>
-              <m:sty m:val="p"/>
-            </m:rPr>
-            <m:t>,</m:t>
-          </m:r>
-          <m:r>
-            <m:t>  </m:t>
-          </m:r>
-          <m:r>
-            <m:t>σ</m:t>
-          </m:r>
-          <m:r>
-            <m:t>​</m:t>
-          </m:r>
-          <m:d>
-            <m:dPr>
-              <m:begChr m:val="("/>
-              <m:sepChr m:val=""/>
-              <m:endChr m:val=")"/>
-              <m:grow/>
-            </m:dPr>
-            <m:e>
-              <m:r>
-                <m:t>u</m:t>
-              </m:r>
-            </m:e>
-          </m:d>
-          <m:r>
-            <m:t>​</m:t>
-          </m:r>
-          <m:r>
-            <m:rPr>
-              <m:sty m:val="p"/>
-            </m:rPr>
-            <m:t>=</m:t>
-          </m:r>
-          <m:f>
-            <m:fPr>
-              <m:type m:val="bar"/>
-            </m:fPr>
-            <m:num>
-              <m:r>
-                <m:t>1</m:t>
-              </m:r>
-            </m:num>
-            <m:den>
-              <m:r>
-                <m:t>1</m:t>
-              </m:r>
-              <m:r>
-                <m:rPr>
-                  <m:sty m:val="p"/>
-                </m:rPr>
-                <m:t>+</m:t>
-              </m:r>
-              <m:sSup>
-                <m:e>
-                  <m:r>
-                    <m:t>e</m:t>
-                  </m:r>
-                </m:e>
-                <m:sup>
-                  <m:r>
-                    <m:rPr>
-                      <m:sty m:val="p"/>
-                    </m:rPr>
-                    <m:t>−</m:t>
-                  </m:r>
-                  <m:r>
-                    <m:t>u</m:t>
-                  </m:r>
-                </m:sup>
-              </m:sSup>
-            </m:den>
-          </m:f>
-          <m:r>
-            <m:rPr>
-              <m:sty m:val="p"/>
-            </m:rPr>
-            <m:t>,</m:t>
-          </m:r>
-          <m:r>
-            <m:t>  </m:t>
-          </m:r>
-          <m:r>
-            <m:rPr>
-              <m:sty m:val="p"/>
-            </m:rPr>
-            <m:t>(</m:t>
-          </m:r>
-          <m:r>
-            <m:t>1</m:t>
-          </m:r>
-          <m:r>
-            <m:rPr>
-              <m:sty m:val="p"/>
-            </m:rPr>
-            <m:t>)</m:t>
-          </m:r>
-        </m:oMath>
-      </m:oMathPara>
+      <w:r>
+        <w:t xml:space="preserve">$$
+    \Pr\mathopen{}\left(Y_i= 1 \mid \mathord{\smash[b]{\underset{\raise.3ex\hbox{$\scriptstyle\sim$}}{x}}\vphantom{x}}_i\right)\mathclose{} = \pi_i
+    = \sigma\mathopen{}\left(\mathord{\smash[b]{\underset{\raise.3ex\hbox{$\scriptstyle\sim$}}{\beta}}\vphantom{\beta}} \cdot \mathord{\smash[b]{\underset{\raise.3ex\hbox{$\scriptstyle\sim$}}{x}}\vphantom{x}}_i\right)\mathclose{},
+    \qquad
+    \sigma\mathopen{}\left(u\right)\mathclose{} = \frac{1}{1 + e^{-u}},
+     \qquad(1)$$</w:t>
+      </w:r>
       <w:bookmarkEnd w:id="10"/>
     </w:p>
     <w:p>
@@ -560,295 +235,50 @@
       <w:r>
         <w:t xml:space="preserve"> </w:t>
       </w:r>
+      <w:r>
+        <w:t xml:space="preserve">$\mathord{\smash[b]{\underset{\raise.3ex\hbox{$\scriptstyle\sim$}}{x}}\vphantom{x}}_i= {\mathopen{}\left(1, x_{i1}, \dots, x_{ip}\right)\mathclose{}}^{\top}$</w:t>
+      </w:r>
+      <w:r>
+        <w:t xml:space="preserve"> </w:t>
+      </w:r>
+      <w:r>
+        <w:t xml:space="preserve">and</w:t>
+      </w:r>
+      <w:r>
+        <w:t xml:space="preserve"> </w:t>
+      </w:r>
+      <w:r>
+        <w:t xml:space="preserve">$\mathord{\smash[b]{\underset{\raise.3ex\hbox{$\scriptstyle\sim$}}{\beta}}\vphantom{\beta}}= {\mathopen{}\left(\beta_{0}, \beta_{1}, \dots, \beta_{p}\right)\mathclose{}}^{\top}$</w:t>
+      </w:r>
+      <w:r>
+        <w:t xml:space="preserve">.</w:t>
+      </w:r>
+      <w:r>
+        <w:t xml:space="preserve"> </w:t>
+      </w:r>
+      <w:r>
+        <w:t xml:space="preserve">The leading</w:t>
+      </w:r>
+      <w:r>
+        <w:t xml:space="preserve"> </w:t>
+      </w:r>
       <m:oMath>
-        <m:sSub>
-          <m:e>
-            <m:limLow>
-              <m:e>
-                <m:r>
-                  <m:t>x</m:t>
-                </m:r>
-              </m:e>
-              <m:lim>
-                <m:r>
-                  <m:rPr>
-                    <m:sty m:val="p"/>
-                  </m:rPr>
-                  <m:t>∼</m:t>
-                </m:r>
-              </m:lim>
-            </m:limLow>
-          </m:e>
-          <m:sub>
-            <m:r>
-              <m:t>i</m:t>
-            </m:r>
-          </m:sub>
-        </m:sSub>
-        <m:r>
-          <m:rPr>
-            <m:sty m:val="p"/>
-          </m:rPr>
-          <m:t>=</m:t>
-        </m:r>
-        <m:sSup>
-          <m:e>
-            <m:r>
-              <m:t>​</m:t>
-            </m:r>
-            <m:d>
-              <m:dPr>
-                <m:begChr m:val="("/>
-                <m:sepChr m:val=""/>
-                <m:endChr m:val=")"/>
-                <m:grow/>
-              </m:dPr>
-              <m:e>
-                <m:r>
-                  <m:t>1</m:t>
-                </m:r>
-                <m:r>
-                  <m:rPr>
-                    <m:sty m:val="p"/>
-                  </m:rPr>
-                  <m:t>,</m:t>
-                </m:r>
-                <m:sSub>
-                  <m:e>
-                    <m:r>
-                      <m:t>x</m:t>
-                    </m:r>
-                  </m:e>
-                  <m:sub>
-                    <m:r>
-                      <m:t>i</m:t>
-                    </m:r>
-                    <m:r>
-                      <m:t>1</m:t>
-                    </m:r>
-                  </m:sub>
-                </m:sSub>
-                <m:r>
-                  <m:rPr>
-                    <m:sty m:val="p"/>
-                  </m:rPr>
-                  <m:t>,</m:t>
-                </m:r>
-                <m:r>
-                  <m:rPr>
-                    <m:sty m:val="p"/>
-                  </m:rPr>
-                  <m:t>…</m:t>
-                </m:r>
-                <m:r>
-                  <m:rPr>
-                    <m:sty m:val="p"/>
-                  </m:rPr>
-                  <m:t>,</m:t>
-                </m:r>
-                <m:sSub>
-                  <m:e>
-                    <m:r>
-                      <m:t>x</m:t>
-                    </m:r>
-                  </m:e>
-                  <m:sub>
-                    <m:r>
-                      <m:t>i</m:t>
-                    </m:r>
-                    <m:r>
-                      <m:t>p</m:t>
-                    </m:r>
-                  </m:sub>
-                </m:sSub>
-              </m:e>
-            </m:d>
-            <m:r>
-              <m:t>​</m:t>
-            </m:r>
-          </m:e>
-          <m:sup>
-            <m:r>
-              <m:rPr>
-                <m:sty m:val="p"/>
-              </m:rPr>
-              <m:t>⊤</m:t>
-            </m:r>
-          </m:sup>
-        </m:sSup>
+        <m:r>
+          <m:t>1</m:t>
+        </m:r>
       </m:oMath>
       <w:r>
         <w:t xml:space="preserve"> </w:t>
       </w:r>
       <w:r>
-        <w:t xml:space="preserve">and</w:t>
-      </w:r>
-      <w:r>
-        <w:t xml:space="preserve"> </w:t>
-      </w:r>
-      <m:oMath>
-        <m:limLow>
-          <m:e>
-            <m:r>
-              <m:t>β</m:t>
-            </m:r>
-          </m:e>
-          <m:lim>
-            <m:r>
-              <m:rPr>
-                <m:sty m:val="p"/>
-              </m:rPr>
-              <m:t>∼</m:t>
-            </m:r>
-          </m:lim>
-        </m:limLow>
-        <m:r>
-          <m:rPr>
-            <m:sty m:val="p"/>
-          </m:rPr>
-          <m:t>=</m:t>
-        </m:r>
-        <m:sSup>
-          <m:e>
-            <m:r>
-              <m:t>​</m:t>
-            </m:r>
-            <m:d>
-              <m:dPr>
-                <m:begChr m:val="("/>
-                <m:sepChr m:val=""/>
-                <m:endChr m:val=")"/>
-                <m:grow/>
-              </m:dPr>
-              <m:e>
-                <m:sSub>
-                  <m:e>
-                    <m:r>
-                      <m:t>β</m:t>
-                    </m:r>
-                  </m:e>
-                  <m:sub>
-                    <m:r>
-                      <m:t>0</m:t>
-                    </m:r>
-                  </m:sub>
-                </m:sSub>
-                <m:r>
-                  <m:rPr>
-                    <m:sty m:val="p"/>
-                  </m:rPr>
-                  <m:t>,</m:t>
-                </m:r>
-                <m:sSub>
-                  <m:e>
-                    <m:r>
-                      <m:t>β</m:t>
-                    </m:r>
-                  </m:e>
-                  <m:sub>
-                    <m:r>
-                      <m:t>1</m:t>
-                    </m:r>
-                  </m:sub>
-                </m:sSub>
-                <m:r>
-                  <m:rPr>
-                    <m:sty m:val="p"/>
-                  </m:rPr>
-                  <m:t>,</m:t>
-                </m:r>
-                <m:r>
-                  <m:rPr>
-                    <m:sty m:val="p"/>
-                  </m:rPr>
-                  <m:t>…</m:t>
-                </m:r>
-                <m:r>
-                  <m:rPr>
-                    <m:sty m:val="p"/>
-                  </m:rPr>
-                  <m:t>,</m:t>
-                </m:r>
-                <m:sSub>
-                  <m:e>
-                    <m:r>
-                      <m:t>β</m:t>
-                    </m:r>
-                  </m:e>
-                  <m:sub>
-                    <m:r>
-                      <m:t>p</m:t>
-                    </m:r>
-                  </m:sub>
-                </m:sSub>
-              </m:e>
-            </m:d>
-            <m:r>
-              <m:t>​</m:t>
-            </m:r>
-          </m:e>
-          <m:sup>
-            <m:r>
-              <m:rPr>
-                <m:sty m:val="p"/>
-              </m:rPr>
-              <m:t>⊤</m:t>
-            </m:r>
-          </m:sup>
-        </m:sSup>
-      </m:oMath>
-      <w:r>
-        <w:t xml:space="preserve">.</w:t>
-      </w:r>
-      <w:r>
-        <w:t xml:space="preserve"> </w:t>
-      </w:r>
-      <w:r>
-        <w:t xml:space="preserve">The leading</w:t>
-      </w:r>
-      <w:r>
-        <w:t xml:space="preserve"> </w:t>
-      </w:r>
-      <m:oMath>
-        <m:r>
-          <m:t>1</m:t>
-        </m:r>
-      </m:oMath>
-      <w:r>
-        <w:t xml:space="preserve"> </w:t>
-      </w:r>
-      <w:r>
         <w:t xml:space="preserve">in</w:t>
       </w:r>
       <w:r>
         <w:t xml:space="preserve"> </w:t>
       </w:r>
-      <m:oMath>
-        <m:sSub>
-          <m:e>
-            <m:limLow>
-              <m:e>
-                <m:r>
-                  <m:t>x</m:t>
-                </m:r>
-              </m:e>
-              <m:lim>
-                <m:r>
-                  <m:rPr>
-                    <m:sty m:val="p"/>
-                  </m:rPr>
-                  <m:t>∼</m:t>
-                </m:r>
-              </m:lim>
-            </m:limLow>
-          </m:e>
-          <m:sub>
-            <m:r>
-              <m:t>i</m:t>
-            </m:r>
-          </m:sub>
-        </m:sSub>
-      </m:oMath>
+      <w:r>
+        <w:t xml:space="preserve">$\mathord{\smash[b]{\underset{\raise.3ex\hbox{$\scriptstyle\sim$}}{x}}\vphantom{x}}_i$</w:t>
+      </w:r>
       <w:r>
         <w:t xml:space="preserve"> </w:t>
       </w:r>
@@ -1614,302 +1044,12 @@
         <w:pStyle w:val="BodyText"/>
       </w:pPr>
       <w:bookmarkStart w:id="14" w:name="eq-deviance"/>
-      <m:oMathPara>
-        <m:oMathParaPr>
-          <m:jc m:val="center"/>
-        </m:oMathParaPr>
-        <m:oMath>
-          <m:r>
-            <m:t>D</m:t>
-          </m:r>
-          <m:limUpp>
-            <m:e>
-              <m:r>
-                <m:rPr>
-                  <m:sty m:val="p"/>
-                </m:rPr>
-                <m:t>=</m:t>
-              </m:r>
-            </m:e>
-            <m:lim>
-              <m:r>
-                <m:rPr>
-                  <m:nor/>
-                  <m:sty m:val="p"/>
-                </m:rPr>
-                <m:t>def</m:t>
-              </m:r>
-            </m:lim>
-          </m:limUpp>
-          <m:r>
-            <m:rPr>
-              <m:sty m:val="p"/>
-            </m:rPr>
-            <m:t>−</m:t>
-          </m:r>
-          <m:r>
-            <m:t>2</m:t>
-          </m:r>
-          <m:r>
-            <m:t> </m:t>
-          </m:r>
-          <m:r>
-            <m:t>ℓ</m:t>
-          </m:r>
-          <m:r>
-            <m:t>​</m:t>
-          </m:r>
-          <m:d>
-            <m:dPr>
-              <m:begChr m:val="("/>
-              <m:sepChr m:val=""/>
-              <m:endChr m:val=")"/>
-              <m:grow/>
-            </m:dPr>
-            <m:e>
-              <m:acc>
-                <m:accPr>
-                  <m:chr m:val="̂"/>
-                </m:accPr>
-                <m:e>
-                  <m:limLow>
-                    <m:e>
-                      <m:r>
-                        <m:t>β</m:t>
-                      </m:r>
-                    </m:e>
-                    <m:lim>
-                      <m:r>
-                        <m:rPr>
-                          <m:sty m:val="p"/>
-                        </m:rPr>
-                        <m:t>∼</m:t>
-                      </m:r>
-                    </m:lim>
-                  </m:limLow>
-                </m:e>
-              </m:acc>
-            </m:e>
-          </m:d>
-          <m:r>
-            <m:t>​</m:t>
-          </m:r>
-          <m:r>
-            <m:rPr>
-              <m:sty m:val="p"/>
-            </m:rPr>
-            <m:t>=</m:t>
-          </m:r>
-          <m:r>
-            <m:rPr>
-              <m:sty m:val="p"/>
-            </m:rPr>
-            <m:t>−</m:t>
-          </m:r>
-          <m:r>
-            <m:t>2</m:t>
-          </m:r>
-          <m:nary>
-            <m:naryPr>
-              <m:chr m:val="∑"/>
-              <m:limLoc m:val="undOvr"/>
-              <m:subHide m:val="off"/>
-              <m:supHide m:val="off"/>
-            </m:naryPr>
-            <m:sub>
-              <m:r>
-                <m:t>i</m:t>
-              </m:r>
-              <m:r>
-                <m:rPr>
-                  <m:sty m:val="p"/>
-                </m:rPr>
-                <m:t>=</m:t>
-              </m:r>
-              <m:r>
-                <m:t>1</m:t>
-              </m:r>
-            </m:sub>
-            <m:sup>
-              <m:r>
-                <m:t>n</m:t>
-              </m:r>
-            </m:sup>
-            <m:e>
-              <m:r>
-                <m:t>​</m:t>
-              </m:r>
-            </m:e>
-          </m:nary>
-          <m:d>
-            <m:dPr>
-              <m:begChr m:val="{"/>
-              <m:sepChr m:val=""/>
-              <m:endChr m:val="}"/>
-              <m:grow/>
-            </m:dPr>
-            <m:e>
-              <m:sSub>
-                <m:e>
-                  <m:r>
-                    <m:t>y</m:t>
-                  </m:r>
-                </m:e>
-                <m:sub>
-                  <m:r>
-                    <m:t>i</m:t>
-                  </m:r>
-                </m:sub>
-              </m:sSub>
-              <m:r>
-                <m:rPr>
-                  <m:sty m:val="p"/>
-                </m:rPr>
-                <m:t>ln</m:t>
-              </m:r>
-              <m:sSub>
-                <m:e>
-                  <m:acc>
-                    <m:accPr>
-                      <m:chr m:val="̂"/>
-                    </m:accPr>
-                    <m:e>
-                      <m:r>
-                        <m:t>π</m:t>
-                      </m:r>
-                    </m:e>
-                  </m:acc>
-                </m:e>
-                <m:sub>
-                  <m:r>
-                    <m:t>i</m:t>
-                  </m:r>
-                </m:sub>
-              </m:sSub>
-              <m:r>
-                <m:rPr>
-                  <m:sty m:val="p"/>
-                </m:rPr>
-                <m:t>+</m:t>
-              </m:r>
-              <m:r>
-                <m:t>​</m:t>
-              </m:r>
-              <m:d>
-                <m:dPr>
-                  <m:begChr m:val="("/>
-                  <m:sepChr m:val=""/>
-                  <m:endChr m:val=")"/>
-                  <m:grow/>
-                </m:dPr>
-                <m:e>
-                  <m:r>
-                    <m:t>1</m:t>
-                  </m:r>
-                  <m:r>
-                    <m:rPr>
-                      <m:sty m:val="p"/>
-                    </m:rPr>
-                    <m:t>−</m:t>
-                  </m:r>
-                  <m:sSub>
-                    <m:e>
-                      <m:r>
-                        <m:t>y</m:t>
-                      </m:r>
-                    </m:e>
-                    <m:sub>
-                      <m:r>
-                        <m:t>i</m:t>
-                      </m:r>
-                    </m:sub>
-                  </m:sSub>
-                </m:e>
-              </m:d>
-              <m:r>
-                <m:t>​</m:t>
-              </m:r>
-              <m:r>
-                <m:rPr>
-                  <m:sty m:val="p"/>
-                </m:rPr>
-                <m:t>ln</m:t>
-              </m:r>
-              <m:r>
-                <m:t>​</m:t>
-              </m:r>
-              <m:d>
-                <m:dPr>
-                  <m:begChr m:val="("/>
-                  <m:sepChr m:val=""/>
-                  <m:endChr m:val=")"/>
-                  <m:grow/>
-                </m:dPr>
-                <m:e>
-                  <m:r>
-                    <m:t>1</m:t>
-                  </m:r>
-                  <m:r>
-                    <m:rPr>
-                      <m:sty m:val="p"/>
-                    </m:rPr>
-                    <m:t>−</m:t>
-                  </m:r>
-                  <m:sSub>
-                    <m:e>
-                      <m:acc>
-                        <m:accPr>
-                          <m:chr m:val="̂"/>
-                        </m:accPr>
-                        <m:e>
-                          <m:r>
-                            <m:t>π</m:t>
-                          </m:r>
-                        </m:e>
-                      </m:acc>
-                    </m:e>
-                    <m:sub>
-                      <m:r>
-                        <m:t>i</m:t>
-                      </m:r>
-                    </m:sub>
-                  </m:sSub>
-                </m:e>
-              </m:d>
-              <m:r>
-                <m:t>​</m:t>
-              </m:r>
-            </m:e>
-          </m:d>
-          <m:r>
-            <m:t>​</m:t>
-          </m:r>
-          <m:r>
-            <m:rPr>
-              <m:sty m:val="p"/>
-            </m:rPr>
-            <m:t>,</m:t>
-          </m:r>
-          <m:r>
-            <m:t>  </m:t>
-          </m:r>
-          <m:r>
-            <m:rPr>
-              <m:sty m:val="p"/>
-            </m:rPr>
-            <m:t>(</m:t>
-          </m:r>
-          <m:r>
-            <m:t>2</m:t>
-          </m:r>
-          <m:r>
-            <m:rPr>
-              <m:sty m:val="p"/>
-            </m:rPr>
-            <m:t>)</m:t>
-          </m:r>
-        </m:oMath>
-      </m:oMathPara>
+      <w:r>
+        <w:t xml:space="preserve">$$
+    D\stackrel{\text{def}}{=}-2 \, \ell\mathopen{}\left(\hat{\mathord{\smash[b]{\underset{\raise.3ex\hbox{$\scriptstyle\sim$}}{\beta}}\vphantom{\beta}}}\right)\mathclose{}
+    = -2 \sum_{i=1}^n\mathopen{}\left\{y_i\ln \hat\pi_i + \mathopen{}\left(1 - y_i\right)\mathclose{} \ln\mathopen{}\left(1 - \hat\pi_i\right)\mathclose{}\right\}\mathclose{},
+     \qquad(2)$$</w:t>
+      </w:r>
       <w:bookmarkEnd w:id="14"/>
     </w:p>
     <w:p>
@@ -1922,104 +1062,9 @@
       <w:r>
         <w:t xml:space="preserve"> </w:t>
       </w:r>
-      <m:oMath>
-        <m:sSub>
-          <m:e>
-            <m:acc>
-              <m:accPr>
-                <m:chr m:val="̂"/>
-              </m:accPr>
-              <m:e>
-                <m:r>
-                  <m:t>π</m:t>
-                </m:r>
-              </m:e>
-            </m:acc>
-          </m:e>
-          <m:sub>
-            <m:r>
-              <m:t>i</m:t>
-            </m:r>
-          </m:sub>
-        </m:sSub>
-        <m:r>
-          <m:rPr>
-            <m:sty m:val="p"/>
-          </m:rPr>
-          <m:t>=</m:t>
-        </m:r>
-        <m:r>
-          <m:t>σ</m:t>
-        </m:r>
-        <m:r>
-          <m:t>​</m:t>
-        </m:r>
-        <m:d>
-          <m:dPr>
-            <m:begChr m:val="("/>
-            <m:sepChr m:val=""/>
-            <m:endChr m:val=")"/>
-            <m:grow/>
-          </m:dPr>
-          <m:e>
-            <m:acc>
-              <m:accPr>
-                <m:chr m:val="̂"/>
-              </m:accPr>
-              <m:e>
-                <m:limLow>
-                  <m:e>
-                    <m:r>
-                      <m:t>β</m:t>
-                    </m:r>
-                  </m:e>
-                  <m:lim>
-                    <m:r>
-                      <m:rPr>
-                        <m:sty m:val="p"/>
-                      </m:rPr>
-                      <m:t>∼</m:t>
-                    </m:r>
-                  </m:lim>
-                </m:limLow>
-              </m:e>
-            </m:acc>
-            <m:r>
-              <m:rPr>
-                <m:sty m:val="p"/>
-              </m:rPr>
-              <m:t>⋅</m:t>
-            </m:r>
-            <m:sSub>
-              <m:e>
-                <m:limLow>
-                  <m:e>
-                    <m:r>
-                      <m:t>x</m:t>
-                    </m:r>
-                  </m:e>
-                  <m:lim>
-                    <m:r>
-                      <m:rPr>
-                        <m:sty m:val="p"/>
-                      </m:rPr>
-                      <m:t>∼</m:t>
-                    </m:r>
-                  </m:lim>
-                </m:limLow>
-              </m:e>
-              <m:sub>
-                <m:r>
-                  <m:t>i</m:t>
-                </m:r>
-              </m:sub>
-            </m:sSub>
-          </m:e>
-        </m:d>
-        <m:r>
-          <m:t>​</m:t>
-        </m:r>
-      </m:oMath>
+      <w:r>
+        <w:t xml:space="preserve">$\hat\pi_i = \sigma\mathopen{}\left(\hat{\mathord{\smash[b]{\underset{\raise.3ex\hbox{$\scriptstyle\sim$}}{\beta}}\vphantom{\beta}}} \cdot \mathord{\smash[b]{\underset{\raise.3ex\hbox{$\scriptstyle\sim$}}{x}}\vphantom{x}}_i\right)\mathclose{}$</w:t>
+      </w:r>
       <w:r>
         <w:t xml:space="preserve"> </w:t>
       </w:r>
@@ -3772,30 +2817,9 @@
       <w:r>
         <w:t xml:space="preserve"> </w:t>
       </w:r>
-      <m:oMath>
-        <m:acc>
-          <m:accPr>
-            <m:chr m:val="̂"/>
-          </m:accPr>
-          <m:e>
-            <m:limLow>
-              <m:e>
-                <m:r>
-                  <m:t>β</m:t>
-                </m:r>
-              </m:e>
-              <m:lim>
-                <m:r>
-                  <m:rPr>
-                    <m:sty m:val="p"/>
-                  </m:rPr>
-                  <m:t>∼</m:t>
-                </m:r>
-              </m:lim>
-            </m:limLow>
-          </m:e>
-        </m:acc>
-      </m:oMath>
+      <w:r>
+        <w:t xml:space="preserve">$\hat{\mathord{\smash[b]{\underset{\raise.3ex\hbox{$\scriptstyle\sim$}}{\beta}}\vphantom{\beta}}}$</w:t>
+      </w:r>
       <w:r>
         <w:t xml:space="preserve">, and</w:t>
       </w:r>
@@ -4702,92 +3726,27 @@
       <w:r>
         <w:t xml:space="preserve"> </w:t>
       </w:r>
+      <w:r>
+        <w:t xml:space="preserve">$\mathord{\smash[b]{\underset{\raise.3ex\hbox{$\scriptstyle\sim$}}{x}}\vphantom{x}}_1, \dots, \mathord{\smash[b]{\underset{\raise.3ex\hbox{$\scriptstyle\sim$}}{x}}\vphantom{x}}_n$</w:t>
+      </w:r>
+      <w:r>
+        <w:t xml:space="preserve">.</w:t>
+      </w:r>
+      <w:r>
+        <w:t xml:space="preserve"> </w:t>
+      </w:r>
+      <w:r>
+        <w:t xml:space="preserve">The</w:t>
+      </w:r>
+      <w:r>
+        <w:t xml:space="preserve"> </w:t>
+      </w:r>
       <m:oMath>
-        <m:sSub>
-          <m:e>
-            <m:limLow>
-              <m:e>
-                <m:r>
-                  <m:t>x</m:t>
-                </m:r>
-              </m:e>
-              <m:lim>
-                <m:r>
-                  <m:rPr>
-                    <m:sty m:val="p"/>
-                  </m:rPr>
-                  <m:t>∼</m:t>
-                </m:r>
-              </m:lim>
-            </m:limLow>
-          </m:e>
-          <m:sub>
-            <m:r>
-              <m:t>1</m:t>
-            </m:r>
-          </m:sub>
-        </m:sSub>
-        <m:r>
-          <m:rPr>
-            <m:sty m:val="p"/>
-          </m:rPr>
-          <m:t>,</m:t>
-        </m:r>
-        <m:r>
-          <m:rPr>
-            <m:sty m:val="p"/>
-          </m:rPr>
-          <m:t>…</m:t>
-        </m:r>
-        <m:r>
-          <m:rPr>
-            <m:sty m:val="p"/>
-          </m:rPr>
-          <m:t>,</m:t>
-        </m:r>
-        <m:sSub>
-          <m:e>
-            <m:limLow>
-              <m:e>
-                <m:r>
-                  <m:t>x</m:t>
-                </m:r>
-              </m:e>
-              <m:lim>
-                <m:r>
-                  <m:rPr>
-                    <m:sty m:val="p"/>
-                  </m:rPr>
-                  <m:t>∼</m:t>
-                </m:r>
-              </m:lim>
-            </m:limLow>
-          </m:e>
-          <m:sub>
-            <m:r>
-              <m:t>n</m:t>
-            </m:r>
-          </m:sub>
-        </m:sSub>
+        <m:r>
+          <m:t>K</m:t>
+        </m:r>
       </m:oMath>
       <w:r>
-        <w:t xml:space="preserve">.</w:t>
-      </w:r>
-      <w:r>
-        <w:t xml:space="preserve"> </w:t>
-      </w:r>
-      <w:r>
-        <w:t xml:space="preserve">The</w:t>
-      </w:r>
-      <w:r>
-        <w:t xml:space="preserve"> </w:t>
-      </w:r>
-      <m:oMath>
-        <m:r>
-          <m:t>K</m:t>
-        </m:r>
-      </m:oMath>
-      <w:r>
         <w:t xml:space="preserve"> </w:t>
       </w:r>
       <w:r>
@@ -4796,98 +3755,9 @@
       <w:r>
         <w:t xml:space="preserve"> </w:t>
       </w:r>
-      <m:oMath>
-        <m:sSup>
-          <m:e>
-            <m:limLow>
-              <m:e>
-                <m:r>
-                  <m:t>x</m:t>
-                </m:r>
-              </m:e>
-              <m:lim>
-                <m:r>
-                  <m:rPr>
-                    <m:sty m:val="p"/>
-                  </m:rPr>
-                  <m:t>∼</m:t>
-                </m:r>
-              </m:lim>
-            </m:limLow>
-          </m:e>
-          <m:sup>
-            <m:r>
-              <m:rPr>
-                <m:sty m:val="p"/>
-              </m:rPr>
-              <m:t>(</m:t>
-            </m:r>
-            <m:r>
-              <m:t>1</m:t>
-            </m:r>
-            <m:r>
-              <m:rPr>
-                <m:sty m:val="p"/>
-              </m:rPr>
-              <m:t>)</m:t>
-            </m:r>
-          </m:sup>
-        </m:sSup>
-        <m:r>
-          <m:rPr>
-            <m:sty m:val="p"/>
-          </m:rPr>
-          <m:t>,</m:t>
-        </m:r>
-        <m:r>
-          <m:rPr>
-            <m:sty m:val="p"/>
-          </m:rPr>
-          <m:t>…</m:t>
-        </m:r>
-        <m:r>
-          <m:rPr>
-            <m:sty m:val="p"/>
-          </m:rPr>
-          <m:t>,</m:t>
-        </m:r>
-        <m:sSup>
-          <m:e>
-            <m:limLow>
-              <m:e>
-                <m:r>
-                  <m:t>x</m:t>
-                </m:r>
-              </m:e>
-              <m:lim>
-                <m:r>
-                  <m:rPr>
-                    <m:sty m:val="p"/>
-                  </m:rPr>
-                  <m:t>∼</m:t>
-                </m:r>
-              </m:lim>
-            </m:limLow>
-          </m:e>
-          <m:sup>
-            <m:r>
-              <m:rPr>
-                <m:sty m:val="p"/>
-              </m:rPr>
-              <m:t>(</m:t>
-            </m:r>
-            <m:r>
-              <m:t>K</m:t>
-            </m:r>
-            <m:r>
-              <m:rPr>
-                <m:sty m:val="p"/>
-              </m:rPr>
-              <m:t>)</m:t>
-            </m:r>
-          </m:sup>
-        </m:sSup>
-      </m:oMath>
+      <w:r>
+        <w:t xml:space="preserve">$\mathord{\smash[b]{\underset{\raise.3ex\hbox{$\scriptstyle\sim$}}{x}}\vphantom{x}}^{(1)}, \dots, \mathord{\smash[b]{\underset{\raise.3ex\hbox{$\scriptstyle\sim$}}{x}}\vphantom{x}}^{(K)}$</w:t>
+      </w:r>
       <w:r>
         <w:t xml:space="preserve">, so</w:t>
       </w:r>
@@ -4961,135 +3831,35 @@
       <w:r>
         <w:t xml:space="preserve"> </w:t>
       </w:r>
+      <w:r>
+        <w:t xml:space="preserve">$\mathord{\smash[b]{\underset{\raise.3ex\hbox{$\scriptstyle\sim$}}{x}}\vphantom{x}}^{(k)}$</w:t>
+      </w:r>
+      <w:r>
+        <w:t xml:space="preserve"> </w:t>
+      </w:r>
+      <w:r>
+        <w:t xml:space="preserve">are the observations</w:t>
+      </w:r>
+      <w:r>
+        <w:t xml:space="preserve"> </w:t>
+      </w:r>
       <m:oMath>
-        <m:sSup>
-          <m:e>
-            <m:limLow>
-              <m:e>
-                <m:r>
-                  <m:t>x</m:t>
-                </m:r>
-              </m:e>
-              <m:lim>
-                <m:r>
-                  <m:rPr>
-                    <m:sty m:val="p"/>
-                  </m:rPr>
-                  <m:t>∼</m:t>
-                </m:r>
-              </m:lim>
-            </m:limLow>
-          </m:e>
-          <m:sup>
-            <m:r>
-              <m:rPr>
-                <m:sty m:val="p"/>
-              </m:rPr>
-              <m:t>(</m:t>
-            </m:r>
-            <m:r>
-              <m:t>k</m:t>
-            </m:r>
-            <m:r>
-              <m:rPr>
-                <m:sty m:val="p"/>
-              </m:rPr>
-              <m:t>)</m:t>
-            </m:r>
-          </m:sup>
-        </m:sSup>
+        <m:r>
+          <m:t>i</m:t>
+        </m:r>
       </m:oMath>
       <w:r>
         <w:t xml:space="preserve"> </w:t>
       </w:r>
       <w:r>
-        <w:t xml:space="preserve">are the observations</w:t>
-      </w:r>
-      <w:r>
-        <w:t xml:space="preserve"> </w:t>
-      </w:r>
-      <m:oMath>
-        <m:r>
-          <m:t>i</m:t>
-        </m:r>
-      </m:oMath>
-      <w:r>
-        <w:t xml:space="preserve"> </w:t>
-      </w:r>
-      <w:r>
         <w:t xml:space="preserve">with</w:t>
       </w:r>
       <w:r>
         <w:t xml:space="preserve"> </w:t>
       </w:r>
-      <m:oMath>
-        <m:sSub>
-          <m:e>
-            <m:limLow>
-              <m:e>
-                <m:r>
-                  <m:t>x</m:t>
-                </m:r>
-              </m:e>
-              <m:lim>
-                <m:r>
-                  <m:rPr>
-                    <m:sty m:val="p"/>
-                  </m:rPr>
-                  <m:t>∼</m:t>
-                </m:r>
-              </m:lim>
-            </m:limLow>
-          </m:e>
-          <m:sub>
-            <m:r>
-              <m:t>i</m:t>
-            </m:r>
-          </m:sub>
-        </m:sSub>
-        <m:r>
-          <m:rPr>
-            <m:sty m:val="p"/>
-          </m:rPr>
-          <m:t>=</m:t>
-        </m:r>
-        <m:sSup>
-          <m:e>
-            <m:limLow>
-              <m:e>
-                <m:r>
-                  <m:t>x</m:t>
-                </m:r>
-              </m:e>
-              <m:lim>
-                <m:r>
-                  <m:rPr>
-                    <m:sty m:val="p"/>
-                  </m:rPr>
-                  <m:t>∼</m:t>
-                </m:r>
-              </m:lim>
-            </m:limLow>
-          </m:e>
-          <m:sup>
-            <m:r>
-              <m:rPr>
-                <m:sty m:val="p"/>
-              </m:rPr>
-              <m:t>(</m:t>
-            </m:r>
-            <m:r>
-              <m:t>k</m:t>
-            </m:r>
-            <m:r>
-              <m:rPr>
-                <m:sty m:val="p"/>
-              </m:rPr>
-              <m:t>)</m:t>
-            </m:r>
-          </m:sup>
-        </m:sSup>
-      </m:oMath>
+      <w:r>
+        <w:t xml:space="preserve">$\mathord{\smash[b]{\underset{\raise.3ex\hbox{$\scriptstyle\sim$}}{x}}\vphantom{x}}_i= \mathord{\smash[b]{\underset{\raise.3ex\hbox{$\scriptstyle\sim$}}{x}}\vphantom{x}}^{(k)}$</w:t>
+      </w:r>
       <w:r>
         <w:t xml:space="preserve">.</w:t>
       </w:r>
@@ -5342,44 +4112,9 @@
       <w:r>
         <w:t xml:space="preserve"> </w:t>
       </w:r>
-      <m:oMath>
-        <m:sSup>
-          <m:e>
-            <m:limLow>
-              <m:e>
-                <m:r>
-                  <m:t>x</m:t>
-                </m:r>
-              </m:e>
-              <m:lim>
-                <m:r>
-                  <m:rPr>
-                    <m:sty m:val="p"/>
-                  </m:rPr>
-                  <m:t>∼</m:t>
-                </m:r>
-              </m:lim>
-            </m:limLow>
-          </m:e>
-          <m:sup>
-            <m:r>
-              <m:rPr>
-                <m:sty m:val="p"/>
-              </m:rPr>
-              <m:t>(</m:t>
-            </m:r>
-            <m:r>
-              <m:t>k</m:t>
-            </m:r>
-            <m:r>
-              <m:rPr>
-                <m:sty m:val="p"/>
-              </m:rPr>
-              <m:t>)</m:t>
-            </m:r>
-          </m:sup>
-        </m:sSup>
-      </m:oMath>
+      <w:r>
+        <w:t xml:space="preserve">$\mathord{\smash[b]{\underset{\raise.3ex\hbox{$\scriptstyle\sim$}}{x}}\vphantom{x}}^{(k)}$</w:t>
+      </w:r>
       <w:r>
         <w:t xml:space="preserve"> </w:t>
       </w:r>
@@ -5405,144 +4140,11 @@
       <w:pPr>
         <w:pStyle w:val="BodyText"/>
       </w:pPr>
-      <m:oMathPara>
-        <m:oMathParaPr>
-          <m:jc m:val="center"/>
-        </m:oMathParaPr>
-        <m:oMath>
-          <m:sSub>
-            <m:e>
-              <m:r>
-                <m:t>s</m:t>
-              </m:r>
-            </m:e>
-            <m:sub>
-              <m:r>
-                <m:t>k</m:t>
-              </m:r>
-            </m:sub>
-          </m:sSub>
-          <m:r>
-            <m:rPr>
-              <m:sty m:val="p"/>
-            </m:rPr>
-            <m:t>=</m:t>
-          </m:r>
-          <m:nary>
-            <m:naryPr>
-              <m:chr m:val="∑"/>
-              <m:limLoc m:val="undOvr"/>
-              <m:subHide m:val="off"/>
-              <m:supHide m:val="on"/>
-            </m:naryPr>
-            <m:sub>
-              <m:r>
-                <m:t>i</m:t>
-              </m:r>
-              <m:r>
-                <m:rPr>
-                  <m:sty m:val="p"/>
-                </m:rPr>
-                <m:t>:</m:t>
-              </m:r>
-              <m:r>
-                <m:t> </m:t>
-              </m:r>
-              <m:sSub>
-                <m:e>
-                  <m:limLow>
-                    <m:e>
-                      <m:r>
-                        <m:t>x</m:t>
-                      </m:r>
-                    </m:e>
-                    <m:lim>
-                      <m:r>
-                        <m:rPr>
-                          <m:sty m:val="p"/>
-                        </m:rPr>
-                        <m:t>∼</m:t>
-                      </m:r>
-                    </m:lim>
-                  </m:limLow>
-                </m:e>
-                <m:sub>
-                  <m:r>
-                    <m:t>i</m:t>
-                  </m:r>
-                </m:sub>
-              </m:sSub>
-              <m:r>
-                <m:rPr>
-                  <m:sty m:val="p"/>
-                </m:rPr>
-                <m:t>=</m:t>
-              </m:r>
-              <m:sSup>
-                <m:e>
-                  <m:limLow>
-                    <m:e>
-                      <m:r>
-                        <m:t>x</m:t>
-                      </m:r>
-                    </m:e>
-                    <m:lim>
-                      <m:r>
-                        <m:rPr>
-                          <m:sty m:val="p"/>
-                        </m:rPr>
-                        <m:t>∼</m:t>
-                      </m:r>
-                    </m:lim>
-                  </m:limLow>
-                </m:e>
-                <m:sup>
-                  <m:r>
-                    <m:rPr>
-                      <m:sty m:val="p"/>
-                    </m:rPr>
-                    <m:t>(</m:t>
-                  </m:r>
-                  <m:r>
-                    <m:t>k</m:t>
-                  </m:r>
-                  <m:r>
-                    <m:rPr>
-                      <m:sty m:val="p"/>
-                    </m:rPr>
-                    <m:t>)</m:t>
-                  </m:r>
-                </m:sup>
-              </m:sSup>
-            </m:sub>
-            <m:sup>
-              <m:r>
-                <m:t>​</m:t>
-              </m:r>
-            </m:sup>
-            <m:e>
-              <m:sSub>
-                <m:e>
-                  <m:r>
-                    <m:t>y</m:t>
-                  </m:r>
-                </m:e>
-                <m:sub>
-                  <m:r>
-                    <m:t>i</m:t>
-                  </m:r>
-                </m:sub>
-              </m:sSub>
-            </m:e>
-          </m:nary>
-          <m:r>
-            <m:rPr>
-              <m:sty m:val="p"/>
-            </m:rPr>
-            <m:t>,</m:t>
-          </m:r>
-        </m:oMath>
-      </m:oMathPara>
+      <w:r>
+        <w:t xml:space="preserve">$$
+    s_k = \sum_{i:\, \mathord{\smash[b]{\underset{\raise.3ex\hbox{$\scriptstyle\sim$}}{x}}\vphantom{x}}_i= \mathord{\smash[b]{\underset{\raise.3ex\hbox{$\scriptstyle\sim$}}{x}}\vphantom{x}}^{(k)}} y_i,
+    $$</w:t>
+      </w:r>
     </w:p>
     <w:p>
       <w:pPr>
@@ -6307,212 +4909,12 @@
         <w:pStyle w:val="BodyText"/>
       </w:pPr>
       <w:bookmarkStart w:id="38" w:name="eq-saturated-model"/>
-      <m:oMathPara>
-        <m:oMathParaPr>
-          <m:jc m:val="center"/>
-        </m:oMathParaPr>
-        <m:oMath>
-          <m:r>
-            <m:rPr>
-              <m:sty m:val="p"/>
-            </m:rPr>
-            <m:t>Pr</m:t>
-          </m:r>
-          <m:r>
-            <m:t>​</m:t>
-          </m:r>
-          <m:d>
-            <m:dPr>
-              <m:begChr m:val="("/>
-              <m:sepChr m:val=""/>
-              <m:endChr m:val=")"/>
-              <m:grow/>
-            </m:dPr>
-            <m:e>
-              <m:sSub>
-                <m:e>
-                  <m:r>
-                    <m:t>Y</m:t>
-                  </m:r>
-                </m:e>
-                <m:sub>
-                  <m:r>
-                    <m:t>i</m:t>
-                  </m:r>
-                </m:sub>
-              </m:sSub>
-              <m:r>
-                <m:rPr>
-                  <m:sty m:val="p"/>
-                </m:rPr>
-                <m:t>=</m:t>
-              </m:r>
-              <m:r>
-                <m:t>1</m:t>
-              </m:r>
-              <m:r>
-                <m:rPr>
-                  <m:sty m:val="p"/>
-                </m:rPr>
-                <m:t>∣</m:t>
-              </m:r>
-              <m:sSub>
-                <m:e>
-                  <m:limLow>
-                    <m:e>
-                      <m:r>
-                        <m:t>x</m:t>
-                      </m:r>
-                    </m:e>
-                    <m:lim>
-                      <m:r>
-                        <m:rPr>
-                          <m:sty m:val="p"/>
-                        </m:rPr>
-                        <m:t>∼</m:t>
-                      </m:r>
-                    </m:lim>
-                  </m:limLow>
-                </m:e>
-                <m:sub>
-                  <m:r>
-                    <m:t>i</m:t>
-                  </m:r>
-                </m:sub>
-              </m:sSub>
-              <m:r>
-                <m:rPr>
-                  <m:sty m:val="p"/>
-                </m:rPr>
-                <m:t>=</m:t>
-              </m:r>
-              <m:sSup>
-                <m:e>
-                  <m:limLow>
-                    <m:e>
-                      <m:r>
-                        <m:t>x</m:t>
-                      </m:r>
-                    </m:e>
-                    <m:lim>
-                      <m:r>
-                        <m:rPr>
-                          <m:sty m:val="p"/>
-                        </m:rPr>
-                        <m:t>∼</m:t>
-                      </m:r>
-                    </m:lim>
-                  </m:limLow>
-                </m:e>
-                <m:sup>
-                  <m:r>
-                    <m:rPr>
-                      <m:sty m:val="p"/>
-                    </m:rPr>
-                    <m:t>(</m:t>
-                  </m:r>
-                  <m:r>
-                    <m:t>k</m:t>
-                  </m:r>
-                  <m:r>
-                    <m:rPr>
-                      <m:sty m:val="p"/>
-                    </m:rPr>
-                    <m:t>)</m:t>
-                  </m:r>
-                </m:sup>
-              </m:sSup>
-            </m:e>
-          </m:d>
-          <m:r>
-            <m:t>​</m:t>
-          </m:r>
-          <m:r>
-            <m:rPr>
-              <m:sty m:val="p"/>
-            </m:rPr>
-            <m:t>=</m:t>
-          </m:r>
-          <m:sSub>
-            <m:e>
-              <m:r>
-                <m:t>π</m:t>
-              </m:r>
-            </m:e>
-            <m:sub>
-              <m:r>
-                <m:t>k</m:t>
-              </m:r>
-            </m:sub>
-          </m:sSub>
-          <m:r>
-            <m:rPr>
-              <m:sty m:val="p"/>
-            </m:rPr>
-            <m:t>,</m:t>
-          </m:r>
-          <m:r>
-            <m:t>  </m:t>
-          </m:r>
-          <m:r>
-            <m:t>k</m:t>
-          </m:r>
-          <m:r>
-            <m:rPr>
-              <m:sty m:val="p"/>
-            </m:rPr>
-            <m:t>=</m:t>
-          </m:r>
-          <m:r>
-            <m:t>1</m:t>
-          </m:r>
-          <m:r>
-            <m:rPr>
-              <m:sty m:val="p"/>
-            </m:rPr>
-            <m:t>,</m:t>
-          </m:r>
-          <m:r>
-            <m:rPr>
-              <m:sty m:val="p"/>
-            </m:rPr>
-            <m:t>…</m:t>
-          </m:r>
-          <m:r>
-            <m:rPr>
-              <m:sty m:val="p"/>
-            </m:rPr>
-            <m:t>,</m:t>
-          </m:r>
-          <m:r>
-            <m:t>K</m:t>
-          </m:r>
-          <m:r>
-            <m:rPr>
-              <m:sty m:val="p"/>
-            </m:rPr>
-            <m:t>,</m:t>
-          </m:r>
-          <m:r>
-            <m:t>  </m:t>
-          </m:r>
-          <m:r>
-            <m:rPr>
-              <m:sty m:val="p"/>
-            </m:rPr>
-            <m:t>(</m:t>
-          </m:r>
-          <m:r>
-            <m:t>4</m:t>
-          </m:r>
-          <m:r>
-            <m:rPr>
-              <m:sty m:val="p"/>
-            </m:rPr>
-            <m:t>)</m:t>
-          </m:r>
-        </m:oMath>
-      </m:oMathPara>
+      <w:r>
+        <w:t xml:space="preserve">$$
+    \Pr\mathopen{}\left(Y_i= 1 \mid \mathord{\smash[b]{\underset{\raise.3ex\hbox{$\scriptstyle\sim$}}{x}}\vphantom{x}}_i= \mathord{\smash[b]{\underset{\raise.3ex\hbox{$\scriptstyle\sim$}}{x}}\vphantom{x}}^{(k)}\right)\mathclose{} = \pi_k,
+    \qquad k = 1, \dots, K,
+     \qquad(4)$$</w:t>
+      </w:r>
       <w:bookmarkEnd w:id="38"/>
     </w:p>
     <w:p>
@@ -8140,49 +6542,9 @@
       <w:r>
         <w:t xml:space="preserve"> </w:t>
       </w:r>
-      <m:oMath>
-        <m:r>
-          <m:t>ℓ</m:t>
-        </m:r>
-        <m:r>
-          <m:t>​</m:t>
-        </m:r>
-        <m:d>
-          <m:dPr>
-            <m:begChr m:val="("/>
-            <m:sepChr m:val=""/>
-            <m:endChr m:val=")"/>
-            <m:grow/>
-          </m:dPr>
-          <m:e>
-            <m:acc>
-              <m:accPr>
-                <m:chr m:val="̂"/>
-              </m:accPr>
-              <m:e>
-                <m:limLow>
-                  <m:e>
-                    <m:r>
-                      <m:t>β</m:t>
-                    </m:r>
-                  </m:e>
-                  <m:lim>
-                    <m:r>
-                      <m:rPr>
-                        <m:sty m:val="p"/>
-                      </m:rPr>
-                      <m:t>∼</m:t>
-                    </m:r>
-                  </m:lim>
-                </m:limLow>
-              </m:e>
-            </m:acc>
-          </m:e>
-        </m:d>
-        <m:r>
-          <m:t>​</m:t>
-        </m:r>
-      </m:oMath>
+      <w:r>
+        <w:t xml:space="preserve">$\ell\mathopen{}\left(\hat{\mathord{\smash[b]{\underset{\raise.3ex\hbox{$\scriptstyle\sim$}}{\beta}}\vphantom{\beta}}}\right)\mathclose{}$</w:t>
+      </w:r>
       <w:r>
         <w:t xml:space="preserve"> </w:t>
       </w:r>
@@ -8247,163 +6609,11 @@
         <w:pStyle w:val="BodyText"/>
       </w:pPr>
       <w:bookmarkStart w:id="43" w:name="eq-saturated-deviance"/>
-      <m:oMathPara>
-        <m:oMathParaPr>
-          <m:jc m:val="center"/>
-        </m:oMathParaPr>
-        <m:oMath>
-          <m:sSub>
-            <m:e>
-              <m:r>
-                <m:t>D</m:t>
-              </m:r>
-            </m:e>
-            <m:sub>
-              <m:r>
-                <m:rPr>
-                  <m:sty m:val="p"/>
-                </m:rPr>
-                <m:t>s</m:t>
-              </m:r>
-              <m:r>
-                <m:rPr>
-                  <m:sty m:val="p"/>
-                </m:rPr>
-                <m:t>a</m:t>
-              </m:r>
-              <m:r>
-                <m:rPr>
-                  <m:sty m:val="p"/>
-                </m:rPr>
-                <m:t>t</m:t>
-              </m:r>
-            </m:sub>
-          </m:sSub>
-          <m:r>
-            <m:rPr>
-              <m:sty m:val="p"/>
-            </m:rPr>
-            <m:t>=</m:t>
-          </m:r>
-          <m:r>
-            <m:t>2</m:t>
-          </m:r>
-          <m:r>
-            <m:t>​</m:t>
-          </m:r>
-          <m:d>
-            <m:dPr>
-              <m:begChr m:val="("/>
-              <m:sepChr m:val=""/>
-              <m:endChr m:val=")"/>
-              <m:grow/>
-            </m:dPr>
-            <m:e>
-              <m:sSub>
-                <m:e>
-                  <m:r>
-                    <m:t>ℓ</m:t>
-                  </m:r>
-                </m:e>
-                <m:sub>
-                  <m:r>
-                    <m:rPr>
-                      <m:sty m:val="p"/>
-                    </m:rPr>
-                    <m:t>s</m:t>
-                  </m:r>
-                  <m:r>
-                    <m:rPr>
-                      <m:sty m:val="p"/>
-                    </m:rPr>
-                    <m:t>a</m:t>
-                  </m:r>
-                  <m:r>
-                    <m:rPr>
-                      <m:sty m:val="p"/>
-                    </m:rPr>
-                    <m:t>t</m:t>
-                  </m:r>
-                </m:sub>
-              </m:sSub>
-              <m:r>
-                <m:rPr>
-                  <m:sty m:val="p"/>
-                </m:rPr>
-                <m:t>−</m:t>
-              </m:r>
-              <m:r>
-                <m:t>ℓ</m:t>
-              </m:r>
-              <m:r>
-                <m:t>​</m:t>
-              </m:r>
-              <m:d>
-                <m:dPr>
-                  <m:begChr m:val="("/>
-                  <m:sepChr m:val=""/>
-                  <m:endChr m:val=")"/>
-                  <m:grow/>
-                </m:dPr>
-                <m:e>
-                  <m:acc>
-                    <m:accPr>
-                      <m:chr m:val="̂"/>
-                    </m:accPr>
-                    <m:e>
-                      <m:limLow>
-                        <m:e>
-                          <m:r>
-                            <m:t>β</m:t>
-                          </m:r>
-                        </m:e>
-                        <m:lim>
-                          <m:r>
-                            <m:rPr>
-                              <m:sty m:val="p"/>
-                            </m:rPr>
-                            <m:t>∼</m:t>
-                          </m:r>
-                        </m:lim>
-                      </m:limLow>
-                    </m:e>
-                  </m:acc>
-                </m:e>
-              </m:d>
-              <m:r>
-                <m:t>​</m:t>
-              </m:r>
-            </m:e>
-          </m:d>
-          <m:r>
-            <m:t>​</m:t>
-          </m:r>
-          <m:r>
-            <m:rPr>
-              <m:sty m:val="p"/>
-            </m:rPr>
-            <m:t>.</m:t>
-          </m:r>
-          <m:r>
-            <m:t>  </m:t>
-          </m:r>
-          <m:r>
-            <m:rPr>
-              <m:sty m:val="p"/>
-            </m:rPr>
-            <m:t>(</m:t>
-          </m:r>
-          <m:r>
-            <m:t>5</m:t>
-          </m:r>
-          <m:r>
-            <m:rPr>
-              <m:sty m:val="p"/>
-            </m:rPr>
-            <m:t>)</m:t>
-          </m:r>
-        </m:oMath>
-      </m:oMathPara>
+      <w:r>
+        <w:t xml:space="preserve">$$
+    D_{\mathrm{sat}}= 2 \mathopen{}\left(\ell_{\mathrm{sat}}- \ell\mathopen{}\left(\hat{\mathord{\smash[b]{\underset{\raise.3ex\hbox{$\scriptstyle\sim$}}{\beta}}\vphantom{\beta}}}\right)\mathclose{}\right)\mathclose{}.
+     \qquad(5)$$</w:t>
+      </w:r>
       <w:bookmarkEnd w:id="43"/>
     </w:p>
     <w:bookmarkEnd w:id="44"/>
@@ -8960,239 +7170,9 @@
       <w:r>
         <w:t xml:space="preserve"> </w:t>
       </w:r>
-      <m:oMath>
-        <m:r>
-          <m:t>ℓ</m:t>
-        </m:r>
-        <m:r>
-          <m:t>​</m:t>
-        </m:r>
-        <m:d>
-          <m:dPr>
-            <m:begChr m:val="("/>
-            <m:sepChr m:val=""/>
-            <m:endChr m:val=")"/>
-            <m:grow/>
-          </m:dPr>
-          <m:e>
-            <m:acc>
-              <m:accPr>
-                <m:chr m:val="̂"/>
-              </m:accPr>
-              <m:e>
-                <m:limLow>
-                  <m:e>
-                    <m:r>
-                      <m:t>β</m:t>
-                    </m:r>
-                  </m:e>
-                  <m:lim>
-                    <m:r>
-                      <m:rPr>
-                        <m:sty m:val="p"/>
-                      </m:rPr>
-                      <m:t>∼</m:t>
-                    </m:r>
-                  </m:lim>
-                </m:limLow>
-              </m:e>
-            </m:acc>
-          </m:e>
-        </m:d>
-        <m:r>
-          <m:t>​</m:t>
-        </m:r>
-        <m:r>
-          <m:rPr>
-            <m:sty m:val="p"/>
-          </m:rPr>
-          <m:t>=</m:t>
-        </m:r>
-        <m:nary>
-          <m:naryPr>
-            <m:chr m:val="∑"/>
-            <m:limLoc m:val="undOvr"/>
-            <m:subHide m:val="off"/>
-            <m:supHide m:val="off"/>
-          </m:naryPr>
-          <m:sub>
-            <m:r>
-              <m:t>k</m:t>
-            </m:r>
-            <m:r>
-              <m:rPr>
-                <m:sty m:val="p"/>
-              </m:rPr>
-              <m:t>=</m:t>
-            </m:r>
-            <m:r>
-              <m:t>1</m:t>
-            </m:r>
-          </m:sub>
-          <m:sup>
-            <m:r>
-              <m:t>K</m:t>
-            </m:r>
-          </m:sup>
-          <m:e>
-            <m:r>
-              <m:t>​</m:t>
-            </m:r>
-          </m:e>
-        </m:nary>
-        <m:d>
-          <m:dPr>
-            <m:begChr m:val="{"/>
-            <m:sepChr m:val=""/>
-            <m:endChr m:val="}"/>
-            <m:grow/>
-          </m:dPr>
-          <m:e>
-            <m:sSub>
-              <m:e>
-                <m:r>
-                  <m:t>s</m:t>
-                </m:r>
-              </m:e>
-              <m:sub>
-                <m:r>
-                  <m:t>k</m:t>
-                </m:r>
-              </m:sub>
-            </m:sSub>
-            <m:r>
-              <m:rPr>
-                <m:sty m:val="p"/>
-              </m:rPr>
-              <m:t>ln</m:t>
-            </m:r>
-            <m:sSub>
-              <m:e>
-                <m:acc>
-                  <m:accPr>
-                    <m:chr m:val="̂"/>
-                  </m:accPr>
-                  <m:e>
-                    <m:r>
-                      <m:t>π</m:t>
-                    </m:r>
-                  </m:e>
-                </m:acc>
-              </m:e>
-              <m:sub>
-                <m:r>
-                  <m:t>k</m:t>
-                </m:r>
-              </m:sub>
-            </m:sSub>
-            <m:r>
-              <m:rPr>
-                <m:sty m:val="p"/>
-              </m:rPr>
-              <m:t>+</m:t>
-            </m:r>
-            <m:r>
-              <m:t>​</m:t>
-            </m:r>
-            <m:d>
-              <m:dPr>
-                <m:begChr m:val="("/>
-                <m:sepChr m:val=""/>
-                <m:endChr m:val=")"/>
-                <m:grow/>
-              </m:dPr>
-              <m:e>
-                <m:sSub>
-                  <m:e>
-                    <m:r>
-                      <m:t>m</m:t>
-                    </m:r>
-                  </m:e>
-                  <m:sub>
-                    <m:r>
-                      <m:t>k</m:t>
-                    </m:r>
-                  </m:sub>
-                </m:sSub>
-                <m:r>
-                  <m:rPr>
-                    <m:sty m:val="p"/>
-                  </m:rPr>
-                  <m:t>−</m:t>
-                </m:r>
-                <m:sSub>
-                  <m:e>
-                    <m:r>
-                      <m:t>s</m:t>
-                    </m:r>
-                  </m:e>
-                  <m:sub>
-                    <m:r>
-                      <m:t>k</m:t>
-                    </m:r>
-                  </m:sub>
-                </m:sSub>
-              </m:e>
-            </m:d>
-            <m:r>
-              <m:t>​</m:t>
-            </m:r>
-            <m:r>
-              <m:rPr>
-                <m:sty m:val="p"/>
-              </m:rPr>
-              <m:t>ln</m:t>
-            </m:r>
-            <m:r>
-              <m:t>​</m:t>
-            </m:r>
-            <m:d>
-              <m:dPr>
-                <m:begChr m:val="("/>
-                <m:sepChr m:val=""/>
-                <m:endChr m:val=")"/>
-                <m:grow/>
-              </m:dPr>
-              <m:e>
-                <m:r>
-                  <m:t>1</m:t>
-                </m:r>
-                <m:r>
-                  <m:rPr>
-                    <m:sty m:val="p"/>
-                  </m:rPr>
-                  <m:t>−</m:t>
-                </m:r>
-                <m:sSub>
-                  <m:e>
-                    <m:acc>
-                      <m:accPr>
-                        <m:chr m:val="̂"/>
-                      </m:accPr>
-                      <m:e>
-                        <m:r>
-                          <m:t>π</m:t>
-                        </m:r>
-                      </m:e>
-                    </m:acc>
-                  </m:e>
-                  <m:sub>
-                    <m:r>
-                      <m:t>k</m:t>
-                    </m:r>
-                  </m:sub>
-                </m:sSub>
-              </m:e>
-            </m:d>
-            <m:r>
-              <m:t>​</m:t>
-            </m:r>
-          </m:e>
-        </m:d>
-        <m:r>
-          <m:t>​</m:t>
-        </m:r>
-      </m:oMath>
+      <w:r>
+        <w:t xml:space="preserve">$\ell\mathopen{}\left(\hat{\mathord{\smash[b]{\underset{\raise.3ex\hbox{$\scriptstyle\sim$}}{\beta}}\vphantom{\beta}}}\right)\mathclose{} = \sum_{k=1}^{K}\mathopen{}\left\{s_k \ln \hat\pi_k + \mathopen{}\left(m_k - s_k\right)\mathclose{} \ln\mathopen{}\left(1 - \hat\pi_k\right)\mathclose{}\right\}\mathclose{}$</w:t>
+      </w:r>
       <w:r>
         <w:t xml:space="preserve">.</w:t>
       </w:r>
@@ -9914,67 +7894,9 @@
       <w:r>
         <w:t xml:space="preserve"> </w:t>
       </w:r>
-      <m:oMath>
-        <m:r>
-          <m:t>D</m:t>
-        </m:r>
-        <m:r>
-          <m:rPr>
-            <m:sty m:val="p"/>
-          </m:rPr>
-          <m:t>=</m:t>
-        </m:r>
-        <m:r>
-          <m:rPr>
-            <m:sty m:val="p"/>
-          </m:rPr>
-          <m:t>−</m:t>
-        </m:r>
-        <m:r>
-          <m:t>2</m:t>
-        </m:r>
-        <m:r>
-          <m:t>ℓ</m:t>
-        </m:r>
-        <m:r>
-          <m:t>​</m:t>
-        </m:r>
-        <m:d>
-          <m:dPr>
-            <m:begChr m:val="("/>
-            <m:sepChr m:val=""/>
-            <m:endChr m:val=")"/>
-            <m:grow/>
-          </m:dPr>
-          <m:e>
-            <m:acc>
-              <m:accPr>
-                <m:chr m:val="̂"/>
-              </m:accPr>
-              <m:e>
-                <m:limLow>
-                  <m:e>
-                    <m:r>
-                      <m:t>β</m:t>
-                    </m:r>
-                  </m:e>
-                  <m:lim>
-                    <m:r>
-                      <m:rPr>
-                        <m:sty m:val="p"/>
-                      </m:rPr>
-                      <m:t>∼</m:t>
-                    </m:r>
-                  </m:lim>
-                </m:limLow>
-              </m:e>
-            </m:acc>
-          </m:e>
-        </m:d>
-        <m:r>
-          <m:t>​</m:t>
-        </m:r>
-      </m:oMath>
+      <w:r>
+        <w:t xml:space="preserve">$D= -2 \ell\mathopen{}\left(\hat{\mathord{\smash[b]{\underset{\raise.3ex\hbox{$\scriptstyle\sim$}}{\beta}}\vphantom{\beta}}}\right)\mathclose{}$</w:t>
+      </w:r>
       <w:r>
         <w:t xml:space="preserve">.</w:t>
       </w:r>
@@ -10018,121 +7940,9 @@
       <w:r>
         <w:t xml:space="preserve"> </w:t>
       </w:r>
-      <m:oMath>
-        <m:sSub>
-          <m:e>
-            <m:r>
-              <m:t>D</m:t>
-            </m:r>
-          </m:e>
-          <m:sub>
-            <m:r>
-              <m:rPr>
-                <m:sty m:val="p"/>
-              </m:rPr>
-              <m:t>s</m:t>
-            </m:r>
-            <m:r>
-              <m:rPr>
-                <m:sty m:val="p"/>
-              </m:rPr>
-              <m:t>a</m:t>
-            </m:r>
-            <m:r>
-              <m:rPr>
-                <m:sty m:val="p"/>
-              </m:rPr>
-              <m:t>t</m:t>
-            </m:r>
-          </m:sub>
-        </m:sSub>
-        <m:r>
-          <m:rPr>
-            <m:sty m:val="p"/>
-          </m:rPr>
-          <m:t>=</m:t>
-        </m:r>
-        <m:r>
-          <m:t>2</m:t>
-        </m:r>
-        <m:sSub>
-          <m:e>
-            <m:r>
-              <m:t>ℓ</m:t>
-            </m:r>
-          </m:e>
-          <m:sub>
-            <m:r>
-              <m:rPr>
-                <m:sty m:val="p"/>
-              </m:rPr>
-              <m:t>s</m:t>
-            </m:r>
-            <m:r>
-              <m:rPr>
-                <m:sty m:val="p"/>
-              </m:rPr>
-              <m:t>a</m:t>
-            </m:r>
-            <m:r>
-              <m:rPr>
-                <m:sty m:val="p"/>
-              </m:rPr>
-              <m:t>t</m:t>
-            </m:r>
-          </m:sub>
-        </m:sSub>
-        <m:r>
-          <m:rPr>
-            <m:sty m:val="p"/>
-          </m:rPr>
-          <m:t>−</m:t>
-        </m:r>
-        <m:r>
-          <m:t>2</m:t>
-        </m:r>
-        <m:r>
-          <m:t>ℓ</m:t>
-        </m:r>
-        <m:r>
-          <m:t>​</m:t>
-        </m:r>
-        <m:d>
-          <m:dPr>
-            <m:begChr m:val="("/>
-            <m:sepChr m:val=""/>
-            <m:endChr m:val=")"/>
-            <m:grow/>
-          </m:dPr>
-          <m:e>
-            <m:acc>
-              <m:accPr>
-                <m:chr m:val="̂"/>
-              </m:accPr>
-              <m:e>
-                <m:limLow>
-                  <m:e>
-                    <m:r>
-                      <m:t>β</m:t>
-                    </m:r>
-                  </m:e>
-                  <m:lim>
-                    <m:r>
-                      <m:rPr>
-                        <m:sty m:val="p"/>
-                      </m:rPr>
-                      <m:t>∼</m:t>
-                    </m:r>
-                  </m:lim>
-                </m:limLow>
-              </m:e>
-            </m:acc>
-          </m:e>
-        </m:d>
-        <m:r>
-          <m:t>​</m:t>
-        </m:r>
-      </m:oMath>
+      <w:r>
+        <w:t xml:space="preserve">$D_{\mathrm{sat}}= 2 \ell_{\mathrm{sat}}- 2 \ell\mathopen{}\left(\hat{\mathord{\smash[b]{\underset{\raise.3ex\hbox{$\scriptstyle\sim$}}{\beta}}\vphantom{\beta}}}\right)\mathclose{}$</w:t>
+      </w:r>
       <w:r>
         <w:t xml:space="preserve">.</w:t>
       </w:r>
@@ -10145,67 +7955,9 @@
       <w:r>
         <w:t xml:space="preserve"> </w:t>
       </w:r>
-      <m:oMath>
-        <m:r>
-          <m:t>D</m:t>
-        </m:r>
-        <m:r>
-          <m:rPr>
-            <m:sty m:val="p"/>
-          </m:rPr>
-          <m:t>=</m:t>
-        </m:r>
-        <m:r>
-          <m:rPr>
-            <m:sty m:val="p"/>
-          </m:rPr>
-          <m:t>−</m:t>
-        </m:r>
-        <m:r>
-          <m:t>2</m:t>
-        </m:r>
-        <m:r>
-          <m:t>ℓ</m:t>
-        </m:r>
-        <m:r>
-          <m:t>​</m:t>
-        </m:r>
-        <m:d>
-          <m:dPr>
-            <m:begChr m:val="("/>
-            <m:sepChr m:val=""/>
-            <m:endChr m:val=")"/>
-            <m:grow/>
-          </m:dPr>
-          <m:e>
-            <m:acc>
-              <m:accPr>
-                <m:chr m:val="̂"/>
-              </m:accPr>
-              <m:e>
-                <m:limLow>
-                  <m:e>
-                    <m:r>
-                      <m:t>β</m:t>
-                    </m:r>
-                  </m:e>
-                  <m:lim>
-                    <m:r>
-                      <m:rPr>
-                        <m:sty m:val="p"/>
-                      </m:rPr>
-                      <m:t>∼</m:t>
-                    </m:r>
-                  </m:lim>
-                </m:limLow>
-              </m:e>
-            </m:acc>
-          </m:e>
-        </m:d>
-        <m:r>
-          <m:t>​</m:t>
-        </m:r>
-      </m:oMath>
+      <w:r>
+        <w:t xml:space="preserve">$D= -2 \ell\mathopen{}\left(\hat{\mathord{\smash[b]{\underset{\raise.3ex\hbox{$\scriptstyle\sim$}}{\beta}}\vphantom{\beta}}}\right)\mathclose{}$</w:t>
+      </w:r>
       <w:r>
         <w:t xml:space="preserve"> </w:t>
       </w:r>
@@ -12401,44 +10153,9 @@
       <w:r>
         <w:t xml:space="preserve"> </w:t>
       </w:r>
-      <m:oMath>
-        <m:sSup>
-          <m:e>
-            <m:sSub>
-              <m:e>
-                <m:limLow>
-                  <m:e>
-                    <m:r>
-                      <m:t>x</m:t>
-                    </m:r>
-                  </m:e>
-                  <m:lim>
-                    <m:r>
-                      <m:rPr>
-                        <m:sty m:val="p"/>
-                      </m:rPr>
-                      <m:t>∼</m:t>
-                    </m:r>
-                  </m:lim>
-                </m:limLow>
-              </m:e>
-              <m:sub>
-                <m:r>
-                  <m:t>i</m:t>
-                </m:r>
-              </m:sub>
-            </m:sSub>
-          </m:e>
-          <m:sup>
-            <m:r>
-              <m:rPr>
-                <m:sty m:val="p"/>
-              </m:rPr>
-              <m:t>⊤</m:t>
-            </m:r>
-          </m:sup>
-        </m:sSup>
-      </m:oMath>
+      <w:r>
+        <w:t xml:space="preserve">${\mathord{\smash[b]{\underset{\raise.3ex\hbox{$\scriptstyle\sim$}}{x}}\vphantom{x}}_i}^{\top}$</w:t>
+      </w:r>
       <w:r>
         <w:t xml:space="preserve">,</w:t>
       </w:r>
@@ -12531,160 +10248,11 @@
         <w:pStyle w:val="BodyText"/>
       </w:pPr>
       <w:bookmarkStart w:id="54" w:name="eq-logistic-mle-distribution"/>
-      <m:oMathPara>
-        <m:oMathParaPr>
-          <m:jc m:val="center"/>
-        </m:oMathParaPr>
-        <m:oMath>
-          <m:acc>
-            <m:accPr>
-              <m:chr m:val="̂"/>
-            </m:accPr>
-            <m:e>
-              <m:limLow>
-                <m:e>
-                  <m:r>
-                    <m:t>β</m:t>
-                  </m:r>
-                </m:e>
-                <m:lim>
-                  <m:r>
-                    <m:rPr>
-                      <m:sty m:val="p"/>
-                    </m:rPr>
-                    <m:t>∼</m:t>
-                  </m:r>
-                </m:lim>
-              </m:limLow>
-            </m:e>
-          </m:acc>
-          <m:r>
-            <m:rPr>
-              <m:sty m:val="p"/>
-            </m:rPr>
-            <m:t>≈</m:t>
-          </m:r>
-          <m:r>
-            <m:rPr>
-              <m:sty m:val="p"/>
-            </m:rPr>
-            <m:t>N</m:t>
-          </m:r>
-          <m:r>
-            <m:t>​</m:t>
-          </m:r>
-          <m:d>
-            <m:dPr>
-              <m:begChr m:val="("/>
-              <m:sepChr m:val=""/>
-              <m:endChr m:val=")"/>
-              <m:grow/>
-            </m:dPr>
-            <m:e>
-              <m:limLow>
-                <m:e>
-                  <m:r>
-                    <m:t>β</m:t>
-                  </m:r>
-                </m:e>
-                <m:lim>
-                  <m:r>
-                    <m:rPr>
-                      <m:sty m:val="p"/>
-                    </m:rPr>
-                    <m:t>∼</m:t>
-                  </m:r>
-                </m:lim>
-              </m:limLow>
-              <m:r>
-                <m:rPr>
-                  <m:sty m:val="p"/>
-                </m:rPr>
-                <m:t>,</m:t>
-              </m:r>
-              <m:sSup>
-                <m:e>
-                  <m:r>
-                    <m:t>​</m:t>
-                  </m:r>
-                  <m:d>
-                    <m:dPr>
-                      <m:begChr m:val="("/>
-                      <m:sepChr m:val=""/>
-                      <m:endChr m:val=")"/>
-                      <m:grow/>
-                    </m:dPr>
-                    <m:e>
-                      <m:sSup>
-                        <m:e>
-                          <m:r>
-                            <m:t>X</m:t>
-                          </m:r>
-                        </m:e>
-                        <m:sup>
-                          <m:r>
-                            <m:rPr>
-                              <m:sty m:val="p"/>
-                            </m:rPr>
-                            <m:t>⊤</m:t>
-                          </m:r>
-                        </m:sup>
-                      </m:sSup>
-                      <m:r>
-                        <m:t>W</m:t>
-                      </m:r>
-                      <m:r>
-                        <m:t>X</m:t>
-                      </m:r>
-                    </m:e>
-                  </m:d>
-                  <m:r>
-                    <m:t>​</m:t>
-                  </m:r>
-                </m:e>
-                <m:sup>
-                  <m:r>
-                    <m:rPr>
-                      <m:sty m:val="p"/>
-                    </m:rPr>
-                    <m:t>−</m:t>
-                  </m:r>
-                  <m:r>
-                    <m:t>1</m:t>
-                  </m:r>
-                </m:sup>
-              </m:sSup>
-            </m:e>
-          </m:d>
-          <m:r>
-            <m:t>​</m:t>
-          </m:r>
-          <m:r>
-            <m:rPr>
-              <m:sty m:val="p"/>
-            </m:rPr>
-            <m:t>.</m:t>
-          </m:r>
-          <m:r>
-            <m:t>  </m:t>
-          </m:r>
-          <m:r>
-            <m:rPr>
-              <m:sty m:val="p"/>
-            </m:rPr>
-            <m:t>(</m:t>
-          </m:r>
-          <m:r>
-            <m:t>7</m:t>
-          </m:r>
-          <m:r>
-            <m:rPr>
-              <m:sty m:val="p"/>
-            </m:rPr>
-            <m:t>)</m:t>
-          </m:r>
-        </m:oMath>
-      </m:oMathPara>
+      <w:r>
+        <w:t xml:space="preserve">$$
+    \hat{\mathord{\smash[b]{\underset{\raise.3ex\hbox{$\scriptstyle\sim$}}{\beta}}\vphantom{\beta}}}\approx \operatorname{N}\mathopen{}\left(\mathord{\smash[b]{\underset{\raise.3ex\hbox{$\scriptstyle\sim$}}{\beta}}\vphantom{\beta}}, {\mathopen{}\left({X}^{\top} W X\right)\mathclose{}}^{-1}\right)\mathclose{}.
+     \qquad(7)$$</w:t>
+      </w:r>
       <w:bookmarkEnd w:id="54"/>
     </w:p>
     <w:bookmarkEnd w:id="55"/>
@@ -12708,75 +10276,9 @@
       <w:r>
         <w:t xml:space="preserve"> </w:t>
       </w:r>
-      <m:oMath>
-        <m:sSup>
-          <m:e>
-            <m:r>
-              <m:t>X</m:t>
-            </m:r>
-          </m:e>
-          <m:sup>
-            <m:r>
-              <m:rPr>
-                <m:sty m:val="p"/>
-              </m:rPr>
-              <m:t>⊤</m:t>
-            </m:r>
-          </m:sup>
-        </m:sSup>
-        <m:r>
-          <m:t>​</m:t>
-        </m:r>
-        <m:d>
-          <m:dPr>
-            <m:begChr m:val="("/>
-            <m:sepChr m:val=""/>
-            <m:endChr m:val=")"/>
-            <m:grow/>
-          </m:dPr>
-          <m:e>
-            <m:limLow>
-              <m:e>
-                <m:r>
-                  <m:t>y</m:t>
-                </m:r>
-              </m:e>
-              <m:lim>
-                <m:r>
-                  <m:rPr>
-                    <m:sty m:val="p"/>
-                  </m:rPr>
-                  <m:t>∼</m:t>
-                </m:r>
-              </m:lim>
-            </m:limLow>
-            <m:r>
-              <m:rPr>
-                <m:sty m:val="p"/>
-              </m:rPr>
-              <m:t>−</m:t>
-            </m:r>
-            <m:limLow>
-              <m:e>
-                <m:r>
-                  <m:t>π</m:t>
-                </m:r>
-              </m:e>
-              <m:lim>
-                <m:r>
-                  <m:rPr>
-                    <m:sty m:val="p"/>
-                  </m:rPr>
-                  <m:t>∼</m:t>
-                </m:r>
-              </m:lim>
-            </m:limLow>
-          </m:e>
-        </m:d>
-        <m:r>
-          <m:t>​</m:t>
-        </m:r>
-      </m:oMath>
+      <w:r>
+        <w:t xml:space="preserve">${X}^{\top} \mathopen{}\left(\mathord{\smash[b]{\underset{\raise.3ex\hbox{$\scriptstyle\sim$}}{y}}\vphantom{y}}- \mathord{\smash[b]{\underset{\raise.3ex\hbox{$\scriptstyle\sim$}}{\pi}}\vphantom{\pi}}\right)\mathclose{}$</w:t>
+      </w:r>
       <w:r>
         <w:t xml:space="preserve">,</w:t>
       </w:r>

--- a/pr-preview/pr-268/logistic-inference-handout.docx
+++ b/pr-preview/pr-268/logistic-inference-handout.docx
@@ -15,7 +15,7 @@
         <w:pStyle w:val="Date"/>
       </w:pPr>
       <w:r>
-        <w:t xml:space="preserve">Last modified: 2026-10-16 18:04:33 (PDT)</w:t>
+        <w:t xml:space="preserve">Last modified: 2026-10-16 19:00:04 (PDT)</w:t>
       </w:r>
     </w:p>
     <w:bookmarkStart w:id="13" w:name="introduction"/>

--- a/pr-preview/pr-268/logistic-inference-handout.docx
+++ b/pr-preview/pr-268/logistic-inference-handout.docx
@@ -15,7 +15,7 @@
         <w:pStyle w:val="Date"/>
       </w:pPr>
       <w:r>
-        <w:t xml:space="preserve">Last modified: 2026-10-16 19:00:04 (PDT)</w:t>
+        <w:t xml:space="preserve">Last modified: 2026-10-16 22:26:41 (PDT)</w:t>
       </w:r>
     </w:p>
     <w:bookmarkStart w:id="13" w:name="introduction"/>

--- a/pr-preview/pr-268/logistic-inference-handout.docx
+++ b/pr-preview/pr-268/logistic-inference-handout.docx
@@ -15,7 +15,7 @@
         <w:pStyle w:val="Date"/>
       </w:pPr>
       <w:r>
-        <w:t xml:space="preserve">Last modified: 2026-10-16 22:26:41 (PDT)</w:t>
+        <w:t xml:space="preserve">Last modified: 2026-10-16 23:34:43 (PDT)</w:t>
       </w:r>
     </w:p>
     <w:bookmarkStart w:id="13" w:name="introduction"/>
